--- a/tests/fixtures/bad.docx
+++ b/tests/fixtures/bad.docx
@@ -145,7 +145,7 @@
           <w:rFonts w:ascii="Times New Roman" w:hAnsi="Times New Roman" w:eastAsia="宋体"/>
           <w:sz w:val="21"/>
         </w:rPr>
-        <w:t>[1] LECUN Y, BENGIO Y, HINTON G. Deep learning. Nature, 2015, 521(7553): 436-444.</w:t>
+        <w:t>[1] LeCun Y, Bengio Y, Hinton G. Deep learning. Nature, 2015, 521(7553): 436-444.</w:t>
       </w:r>
     </w:p>
     <w:p>
